--- a/Backend/utility/letter_report/deploymentV1/Letter_Template.docx
+++ b/Backend/utility/letter_report/deploymentV1/Letter_Template.docx
@@ -2249,7 +2249,7 @@
           <w:szCs w:val="22"/>
           <w:lang w:val="en-US"/>
         </w:rPr>
-        <w:t xml:space="preserve">The following documents were evaluated </w:t>
+        <w:t xml:space="preserve">The </w:t>
       </w:r>
       <w:r>
         <w:rPr>
@@ -2258,17 +2258,65 @@
           <w:szCs w:val="22"/>
           <w:lang w:val="en-US"/>
         </w:rPr>
-        <w:t xml:space="preserve">during </w:t>
-      </w:r>
-      <w:r>
-        <w:rPr>
-          <w:rFonts w:ascii="Calibri" w:hAnsi="Calibri"/>
-          <w:color w:val="0D0D0D" w:themeColor="text1" w:themeTint="F2"/>
+        <w:t>shared</w:t>
+      </w:r>
+      <w:r>
+        <w:rPr>
+          <w:rFonts w:ascii="Calibri" w:hAnsi="Calibri"/>
           <w:sz w:val="22"/>
           <w:szCs w:val="22"/>
           <w:lang w:val="en-US"/>
         </w:rPr>
-        <w:t>the intrinsic safety analysis and constructional evaluation:</w:t>
+        <w:t xml:space="preserve"> documents were evaluated </w:t>
+      </w:r>
+      <w:r>
+        <w:rPr>
+          <w:rFonts w:ascii="Calibri" w:hAnsi="Calibri"/>
+          <w:sz w:val="22"/>
+          <w:szCs w:val="22"/>
+          <w:lang w:val="en-US"/>
+        </w:rPr>
+        <w:t xml:space="preserve">during </w:t>
+      </w:r>
+      <w:r>
+        <w:rPr>
+          <w:rFonts w:ascii="Calibri" w:hAnsi="Calibri"/>
+          <w:color w:val="0D0D0D" w:themeColor="text1" w:themeTint="F2"/>
+          <w:sz w:val="22"/>
+          <w:szCs w:val="22"/>
+          <w:lang w:val="en-US"/>
+        </w:rPr>
+        <w:t>the intrinsic safety analysis and constructional evaluation</w:t>
+      </w:r>
+      <w:r>
+        <w:rPr>
+          <w:rFonts w:ascii="Calibri" w:hAnsi="Calibri"/>
+          <w:color w:val="0D0D0D" w:themeColor="text1" w:themeTint="F2"/>
+          <w:sz w:val="22"/>
+          <w:szCs w:val="22"/>
+          <w:lang w:val="en-US"/>
+        </w:rPr>
+        <w:t xml:space="preserve"> </w:t>
+      </w:r>
+      <w:r>
+        <w:rPr>
+          <w:rFonts w:ascii="Calibri" w:hAnsi="Calibri"/>
+          <w:color w:val="0D0D0D" w:themeColor="text1" w:themeTint="F2"/>
+          <w:sz w:val="22"/>
+          <w:szCs w:val="22"/>
+          <w:lang w:val="en-US"/>
+        </w:rPr>
+        <w:t>and following non-conformances were observed</w:t>
+      </w:r>
+      <w:r>
+        <w:rPr>
+          <w:rFonts w:ascii="Calibri" w:hAnsi="Calibri"/>
+          <w:color w:val="0D0D0D" w:themeColor="text1" w:themeTint="F2"/>
+          <w:sz w:val="22"/>
+          <w:szCs w:val="22"/>
+          <w:lang w:val="en-US"/>
+        </w:rPr>
+        <w:t>:</w:t>
       </w:r>
     </w:p>
     <w:p>
@@ -4531,7 +4579,7 @@
           <w:rFonts w:ascii="Calibri" w:hAnsi="Calibri" w:cs="Arial"/>
           <w:sz w:val="22"/>
         </w:rPr>
-        <w:t>Theresa Reinhardt</w:t>
+        <w:t>Project Manager Name</w:t>
       </w:r>
     </w:p>
     <w:p>
@@ -7601,7 +7649,6 @@
   <w:style w:type="character" w:default="1" w:styleId="DefaultParagraphFont">
     <w:name w:val="Default Paragraph Font"/>
     <w:uiPriority w:val="1"/>
-    <w:semiHidden/>
     <w:unhideWhenUsed/>
   </w:style>
   <w:style w:type="table" w:default="1" w:styleId="TableNormal">
@@ -8108,18 +8155,18 @@
 </file>
 
 <file path=customXml/item1.xml><?xml version="1.0" encoding="utf-8"?>
+<p:properties xmlns:p="http://schemas.microsoft.com/office/2006/metadata/properties" xmlns:xsi="http://www.w3.org/2001/XMLSchema-instance" xmlns:pc="http://schemas.microsoft.com/office/infopath/2007/PartnerControls">
+  <documentManagement/>
+</p:properties>
+</file>
+
+<file path=customXml/item2.xml><?xml version="1.0" encoding="utf-8"?>
 <?mso-contentType ?>
 <FormTemplates xmlns="http://schemas.microsoft.com/sharepoint/v3/contenttype/forms">
   <Display>DocumentLibraryForm</Display>
   <Edit>DocumentLibraryForm</Edit>
   <New>DocumentLibraryForm</New>
 </FormTemplates>
-</file>
-
-<file path=customXml/item2.xml><?xml version="1.0" encoding="utf-8"?>
-<p:properties xmlns:p="http://schemas.microsoft.com/office/2006/metadata/properties" xmlns:xsi="http://www.w3.org/2001/XMLSchema-instance" xmlns:pc="http://schemas.microsoft.com/office/infopath/2007/PartnerControls">
-  <documentManagement/>
-</p:properties>
 </file>
 
 <file path=customXml/item3.xml><?xml version="1.0" encoding="utf-8"?>
@@ -8172,18 +8219,18 @@
 </file>
 
 <file path=customXml/itemProps1.xml><?xml version="1.0" encoding="utf-8"?>
-<ds:datastoreItem xmlns:ds="http://schemas.openxmlformats.org/officeDocument/2006/customXml" ds:itemID="{060163FF-80F5-4CF2-BC8D-C23B81A65CC5}">
+<ds:datastoreItem xmlns:ds="http://schemas.openxmlformats.org/officeDocument/2006/customXml" ds:itemID="{BBEC753C-ADF0-4948-8AF3-8AE0D6E38674}">
   <ds:schemaRefs>
-    <ds:schemaRef ds:uri="http://schemas.microsoft.com/sharepoint/v3/contenttype/forms"/>
+    <ds:schemaRef ds:uri="http://schemas.microsoft.com/office/2006/metadata/properties"/>
+    <ds:schemaRef ds:uri="http://schemas.microsoft.com/office/infopath/2007/PartnerControls"/>
   </ds:schemaRefs>
 </ds:datastoreItem>
 </file>
 
 <file path=customXml/itemProps2.xml><?xml version="1.0" encoding="utf-8"?>
-<ds:datastoreItem xmlns:ds="http://schemas.openxmlformats.org/officeDocument/2006/customXml" ds:itemID="{BBEC753C-ADF0-4948-8AF3-8AE0D6E38674}">
+<ds:datastoreItem xmlns:ds="http://schemas.openxmlformats.org/officeDocument/2006/customXml" ds:itemID="{060163FF-80F5-4CF2-BC8D-C23B81A65CC5}">
   <ds:schemaRefs>
-    <ds:schemaRef ds:uri="http://schemas.microsoft.com/office/2006/metadata/properties"/>
-    <ds:schemaRef ds:uri="http://schemas.microsoft.com/office/infopath/2007/PartnerControls"/>
+    <ds:schemaRef ds:uri="http://schemas.microsoft.com/sharepoint/v3/contenttype/forms"/>
   </ds:schemaRefs>
 </ds:datastoreItem>
 </file>
